--- a/public/exports/documents/services-agreement-sloboda-2026/ref-client-ip-assignment.docx
+++ b/public/exports/documents/services-agreement-sloboda-2026/ref-client-ip-assignment.docx
@@ -14,7 +14,7 @@
     </w:p>
     <w:p>
       <w:pPr>
-        <w:spacing w:after="160"/>
+        <w:spacing w:after="180"/>
         <w:jc w:val="both"/>
       </w:pPr>
       <w:r>
@@ -40,7 +40,7 @@
     </w:p>
     <w:p>
       <w:pPr>
-        <w:spacing w:after="160"/>
+        <w:spacing w:after="180"/>
         <w:jc w:val="both"/>
       </w:pPr>
       <w:r>
@@ -57,7 +57,8 @@
     <w:p>
       <w:pPr>
         <w:pStyle w:val="Heading2"/>
-        <w:spacing w:after="160" w:before="280"/>
+        <w:keepNext/>
+        <w:spacing w:after="180" w:before="360"/>
       </w:pPr>
       <w:r>
         <w:t xml:space="preserve">Як це працює на практиці</w:t>
@@ -65,25 +66,356 @@
     </w:p>
     <w:p>
       <w:pPr>
-        <w:spacing w:after="160"/>
+        <w:spacing w:after="180"/>
         <w:jc w:val="both"/>
       </w:pPr>
       <w:r>
         <w:t xml:space="preserve">Цей пункт відрізняється від субпідрядної версії трьома принциповими моментами:</w:t>
       </w:r>
     </w:p>
-    <w:p>
-      <w:pPr>
-        <w:spacing w:after="160"/>
-        <w:jc w:val="both"/>
-      </w:pPr>
-      <w:r>
-        <w:t xml:space="preserve">| Аспект | Субпідряд (Dev) | Services Agreement | | :---- | :---- | :---- | | Напрямок | Субпідрядник → Sloboda | Sloboda → Клієнт | | Момент передачі | Виключно після повної оплати всіх сум | У міру здійснення платежів (rolling) | | На випадок розірвання | — | Передаємо те, що оплачено, включно з незавершеним |</w:t>
-      </w:r>
-    </w:p>
-    <w:p>
-      <w:pPr>
-        <w:spacing w:after="160"/>
+    <w:tbl>
+      <w:tblPr>
+        <w:tblW w:type="pct" w:w="100%"/>
+        <w:tblBorders>
+          <w:top w:val="single" w:color="CCCCCC" w:sz="4"/>
+          <w:left w:val="single" w:color="CCCCCC" w:sz="4"/>
+          <w:bottom w:val="single" w:color="CCCCCC" w:sz="4"/>
+          <w:right w:val="single" w:color="CCCCCC" w:sz="4"/>
+          <w:insideH w:val="single" w:color="CCCCCC" w:sz="2"/>
+          <w:insideV w:val="single" w:color="CCCCCC" w:sz="2"/>
+        </w:tblBorders>
+      </w:tblPr>
+      <w:tblGrid>
+        <w:gridCol w:w="100"/>
+        <w:gridCol w:w="100"/>
+        <w:gridCol w:w="100"/>
+      </w:tblGrid>
+      <w:tr>
+        <w:trPr>
+          <w:tblHeader/>
+        </w:trPr>
+        <w:tc>
+          <w:tcPr>
+            <w:tcW w:type="pct" w:w="50%"/>
+            <w:shd w:fill="EEE9D4" w:val="clear"/>
+            <w:tcMar>
+              <w:top w:type="dxa" w:w="80"/>
+              <w:left w:type="dxa" w:w="120"/>
+              <w:bottom w:type="dxa" w:w="80"/>
+              <w:right w:type="dxa" w:w="120"/>
+            </w:tcMar>
+          </w:tcPr>
+          <w:p>
+            <w:pPr>
+              <w:spacing w:after="60" w:before="60"/>
+            </w:pPr>
+            <w:r>
+              <w:rPr>
+                <w:b/>
+                <w:bCs/>
+                <w:sz w:val="20"/>
+                <w:szCs w:val="20"/>
+              </w:rPr>
+              <w:t xml:space="preserve">Аспект</w:t>
+            </w:r>
+          </w:p>
+        </w:tc>
+        <w:tc>
+          <w:tcPr>
+            <w:tcW w:type="pct" w:w="50%"/>
+            <w:shd w:fill="EEE9D4" w:val="clear"/>
+            <w:tcMar>
+              <w:top w:type="dxa" w:w="80"/>
+              <w:left w:type="dxa" w:w="120"/>
+              <w:bottom w:type="dxa" w:w="80"/>
+              <w:right w:type="dxa" w:w="120"/>
+            </w:tcMar>
+          </w:tcPr>
+          <w:p>
+            <w:pPr>
+              <w:spacing w:after="60" w:before="60"/>
+            </w:pPr>
+            <w:r>
+              <w:rPr>
+                <w:b/>
+                <w:bCs/>
+                <w:sz w:val="20"/>
+                <w:szCs w:val="20"/>
+              </w:rPr>
+              <w:t xml:space="preserve">Субпідряд (Dev)</w:t>
+            </w:r>
+          </w:p>
+        </w:tc>
+        <w:tc>
+          <w:tcPr>
+            <w:tcW w:type="pct" w:w="50%"/>
+            <w:shd w:fill="EEE9D4" w:val="clear"/>
+            <w:tcMar>
+              <w:top w:type="dxa" w:w="80"/>
+              <w:left w:type="dxa" w:w="120"/>
+              <w:bottom w:type="dxa" w:w="80"/>
+              <w:right w:type="dxa" w:w="120"/>
+            </w:tcMar>
+          </w:tcPr>
+          <w:p>
+            <w:pPr>
+              <w:spacing w:after="60" w:before="60"/>
+            </w:pPr>
+            <w:r>
+              <w:rPr>
+                <w:b/>
+                <w:bCs/>
+                <w:sz w:val="20"/>
+                <w:szCs w:val="20"/>
+              </w:rPr>
+              <w:t xml:space="preserve">Services Agreement</w:t>
+            </w:r>
+          </w:p>
+        </w:tc>
+      </w:tr>
+      <w:tr>
+        <w:tc>
+          <w:tcPr>
+            <w:tcW w:type="pct" w:w="50%"/>
+            <w:tcMar>
+              <w:top w:type="dxa" w:w="80"/>
+              <w:left w:type="dxa" w:w="120"/>
+              <w:bottom w:type="dxa" w:w="80"/>
+              <w:right w:type="dxa" w:w="120"/>
+            </w:tcMar>
+          </w:tcPr>
+          <w:p>
+            <w:pPr>
+              <w:spacing w:after="60" w:before="60"/>
+            </w:pPr>
+            <w:r>
+              <w:rPr>
+                <w:b w:val="false"/>
+                <w:bCs w:val="false"/>
+                <w:sz w:val="20"/>
+                <w:szCs w:val="20"/>
+              </w:rPr>
+              <w:t xml:space="preserve">Напрямок</w:t>
+            </w:r>
+          </w:p>
+        </w:tc>
+        <w:tc>
+          <w:tcPr>
+            <w:tcW w:type="pct" w:w="50%"/>
+            <w:tcMar>
+              <w:top w:type="dxa" w:w="80"/>
+              <w:left w:type="dxa" w:w="120"/>
+              <w:bottom w:type="dxa" w:w="80"/>
+              <w:right w:type="dxa" w:w="120"/>
+            </w:tcMar>
+          </w:tcPr>
+          <w:p>
+            <w:pPr>
+              <w:spacing w:after="60" w:before="60"/>
+            </w:pPr>
+            <w:r>
+              <w:rPr>
+                <w:b w:val="false"/>
+                <w:bCs w:val="false"/>
+                <w:sz w:val="20"/>
+                <w:szCs w:val="20"/>
+              </w:rPr>
+              <w:t xml:space="preserve">Субпідрядник → Sloboda</w:t>
+            </w:r>
+          </w:p>
+        </w:tc>
+        <w:tc>
+          <w:tcPr>
+            <w:tcW w:type="pct" w:w="50%"/>
+            <w:tcMar>
+              <w:top w:type="dxa" w:w="80"/>
+              <w:left w:type="dxa" w:w="120"/>
+              <w:bottom w:type="dxa" w:w="80"/>
+              <w:right w:type="dxa" w:w="120"/>
+            </w:tcMar>
+          </w:tcPr>
+          <w:p>
+            <w:pPr>
+              <w:spacing w:after="60" w:before="60"/>
+            </w:pPr>
+            <w:r>
+              <w:rPr>
+                <w:b w:val="false"/>
+                <w:bCs w:val="false"/>
+                <w:sz w:val="20"/>
+                <w:szCs w:val="20"/>
+              </w:rPr>
+              <w:t xml:space="preserve">Sloboda → Клієнт</w:t>
+            </w:r>
+          </w:p>
+        </w:tc>
+      </w:tr>
+      <w:tr>
+        <w:tc>
+          <w:tcPr>
+            <w:tcW w:type="pct" w:w="50%"/>
+            <w:tcMar>
+              <w:top w:type="dxa" w:w="80"/>
+              <w:left w:type="dxa" w:w="120"/>
+              <w:bottom w:type="dxa" w:w="80"/>
+              <w:right w:type="dxa" w:w="120"/>
+            </w:tcMar>
+          </w:tcPr>
+          <w:p>
+            <w:pPr>
+              <w:spacing w:after="60" w:before="60"/>
+            </w:pPr>
+            <w:r>
+              <w:rPr>
+                <w:b w:val="false"/>
+                <w:bCs w:val="false"/>
+                <w:sz w:val="20"/>
+                <w:szCs w:val="20"/>
+              </w:rPr>
+              <w:t xml:space="preserve">Момент передачі</w:t>
+            </w:r>
+          </w:p>
+        </w:tc>
+        <w:tc>
+          <w:tcPr>
+            <w:tcW w:type="pct" w:w="50%"/>
+            <w:tcMar>
+              <w:top w:type="dxa" w:w="80"/>
+              <w:left w:type="dxa" w:w="120"/>
+              <w:bottom w:type="dxa" w:w="80"/>
+              <w:right w:type="dxa" w:w="120"/>
+            </w:tcMar>
+          </w:tcPr>
+          <w:p>
+            <w:pPr>
+              <w:spacing w:after="60" w:before="60"/>
+            </w:pPr>
+            <w:r>
+              <w:rPr>
+                <w:b w:val="false"/>
+                <w:bCs w:val="false"/>
+                <w:sz w:val="20"/>
+                <w:szCs w:val="20"/>
+              </w:rPr>
+              <w:t xml:space="preserve">Виключно після повної оплати всіх сум</w:t>
+            </w:r>
+          </w:p>
+        </w:tc>
+        <w:tc>
+          <w:tcPr>
+            <w:tcW w:type="pct" w:w="50%"/>
+            <w:tcMar>
+              <w:top w:type="dxa" w:w="80"/>
+              <w:left w:type="dxa" w:w="120"/>
+              <w:bottom w:type="dxa" w:w="80"/>
+              <w:right w:type="dxa" w:w="120"/>
+            </w:tcMar>
+          </w:tcPr>
+          <w:p>
+            <w:pPr>
+              <w:spacing w:after="60" w:before="60"/>
+            </w:pPr>
+            <w:r>
+              <w:rPr>
+                <w:b w:val="false"/>
+                <w:bCs w:val="false"/>
+                <w:sz w:val="20"/>
+                <w:szCs w:val="20"/>
+              </w:rPr>
+              <w:t xml:space="preserve">У міру здійснення платежів (rolling)</w:t>
+            </w:r>
+          </w:p>
+        </w:tc>
+      </w:tr>
+      <w:tr>
+        <w:tc>
+          <w:tcPr>
+            <w:tcW w:type="pct" w:w="50%"/>
+            <w:tcMar>
+              <w:top w:type="dxa" w:w="80"/>
+              <w:left w:type="dxa" w:w="120"/>
+              <w:bottom w:type="dxa" w:w="80"/>
+              <w:right w:type="dxa" w:w="120"/>
+            </w:tcMar>
+          </w:tcPr>
+          <w:p>
+            <w:pPr>
+              <w:spacing w:after="60" w:before="60"/>
+            </w:pPr>
+            <w:r>
+              <w:rPr>
+                <w:b w:val="false"/>
+                <w:bCs w:val="false"/>
+                <w:sz w:val="20"/>
+                <w:szCs w:val="20"/>
+              </w:rPr>
+              <w:t xml:space="preserve">На випадок розірвання</w:t>
+            </w:r>
+          </w:p>
+        </w:tc>
+        <w:tc>
+          <w:tcPr>
+            <w:tcW w:type="pct" w:w="50%"/>
+            <w:tcMar>
+              <w:top w:type="dxa" w:w="80"/>
+              <w:left w:type="dxa" w:w="120"/>
+              <w:bottom w:type="dxa" w:w="80"/>
+              <w:right w:type="dxa" w:w="120"/>
+            </w:tcMar>
+          </w:tcPr>
+          <w:p>
+            <w:pPr>
+              <w:spacing w:after="60" w:before="60"/>
+            </w:pPr>
+            <w:r>
+              <w:rPr>
+                <w:b w:val="false"/>
+                <w:bCs w:val="false"/>
+                <w:sz w:val="20"/>
+                <w:szCs w:val="20"/>
+              </w:rPr>
+              <w:t xml:space="preserve">—</w:t>
+            </w:r>
+          </w:p>
+        </w:tc>
+        <w:tc>
+          <w:tcPr>
+            <w:tcW w:type="pct" w:w="50%"/>
+            <w:tcMar>
+              <w:top w:type="dxa" w:w="80"/>
+              <w:left w:type="dxa" w:w="120"/>
+              <w:bottom w:type="dxa" w:w="80"/>
+              <w:right w:type="dxa" w:w="120"/>
+            </w:tcMar>
+          </w:tcPr>
+          <w:p>
+            <w:pPr>
+              <w:spacing w:after="60" w:before="60"/>
+            </w:pPr>
+            <w:r>
+              <w:rPr>
+                <w:b w:val="false"/>
+                <w:bCs w:val="false"/>
+                <w:sz w:val="20"/>
+                <w:szCs w:val="20"/>
+              </w:rPr>
+              <w:t xml:space="preserve">Передаємо те, що оплачено, включно з незавершеним</w:t>
+            </w:r>
+          </w:p>
+        </w:tc>
+      </w:tr>
+    </w:tbl>
+    <w:p>
+      <w:pPr>
+        <w:spacing w:after="160" w:before="0"/>
+      </w:pPr>
+      <w:r>
+        <w:t xml:space="preserve"/>
+      </w:r>
+    </w:p>
+    <w:p>
+      <w:pPr>
+        <w:spacing w:after="180"/>
         <w:jc w:val="both"/>
       </w:pPr>
       <w:r>
@@ -110,7 +442,8 @@
     <w:p>
       <w:pPr>
         <w:pStyle w:val="Heading2"/>
-        <w:spacing w:after="160" w:before="280"/>
+        <w:keepNext/>
+        <w:spacing w:after="180" w:before="360"/>
       </w:pPr>
       <w:r>
         <w:t xml:space="preserve">На що звертати увагу</w:t>
@@ -138,12 +471,22 @@
     </w:p>
     <w:p>
       <w:pPr>
-        <w:spacing w:after="160"/>
+        <w:spacing w:after="180"/>
         <w:jc w:val="both"/>
       </w:pPr>
       <w:r>
-        <w:t xml:space="preserve">практиці означає: "після того, як ми прислали інвойс і клієнт його сплатив". - </w:t>
-      </w:r>
+        <w:t xml:space="preserve">практиці означає: "після того, як ми прислали інвойс і клієнт його сплатив".</w:t>
+      </w:r>
+    </w:p>
+    <w:p>
+      <w:pPr>
+        <w:pStyle w:val="ListParagraph"/>
+        <w:numPr>
+          <w:ilvl w:val="0"/>
+          <w:numId w:val="1"/>
+        </w:numPr>
+        <w:spacing w:after="60"/>
+      </w:pPr>
       <w:r>
         <w:rPr>
           <w:b/>
@@ -152,8 +495,27 @@
         <w:t xml:space="preserve">Незавершені Deliverables.</w:t>
       </w:r>
       <w:r>
-        <w:t xml:space="preserve"> На випадок припинення договору ми передаємо навіть незавершений код, за який було сплачено. Це чесно, але означає, що ми повинні мати порядок у репозиторіях на кожен момент часу. - </w:t>
-      </w:r>
+        <w:t xml:space="preserve"> На випадок припинення договору</w:t>
+      </w:r>
+    </w:p>
+    <w:p>
+      <w:pPr>
+        <w:spacing w:after="180"/>
+        <w:jc w:val="both"/>
+      </w:pPr>
+      <w:r>
+        <w:t xml:space="preserve">ми передаємо навіть незавершений код, за який було сплачено. Це чесно, але означає, що ми повинні мати порядок у репозиторіях на кожен момент часу.</w:t>
+      </w:r>
+    </w:p>
+    <w:p>
+      <w:pPr>
+        <w:pStyle w:val="ListParagraph"/>
+        <w:numPr>
+          <w:ilvl w:val="0"/>
+          <w:numId w:val="1"/>
+        </w:numPr>
+        <w:spacing w:after="60"/>
+      </w:pPr>
       <w:r>
         <w:rPr>
           <w:b/>
@@ -162,7 +524,16 @@
         <w:t xml:space="preserve">Copyleft-застереження</w:t>
       </w:r>
       <w:r>
-        <w:t xml:space="preserve"> тут ідентичне dev-субпідрядній версії, і саме тому важливе: якщо субпідрядник занесе в наш код GPL- залежність, і ми передамо цей код клієнту — ми порушимо обидва договори одночасно.</w:t>
+        <w:t xml:space="preserve"> тут ідентичне dev-субпідрядній версії,</w:t>
+      </w:r>
+    </w:p>
+    <w:p>
+      <w:pPr>
+        <w:spacing w:after="180"/>
+        <w:jc w:val="both"/>
+      </w:pPr>
+      <w:r>
+        <w:t xml:space="preserve">і саме тому важливе: якщо субпідрядник занесе в наш код GPL- залежність, і ми передамо цей код клієнту — ми порушимо обидва договори одночасно.</w:t>
       </w:r>
     </w:p>
     <w:sectPr>
@@ -225,7 +596,7 @@
     </w:pPr>
     <w:r>
       <w:rPr>
-        <w:color w:val="888888"/>
+        <w:color w:val="8A8578"/>
         <w:sz w:val="16"/>
         <w:szCs w:val="16"/>
       </w:rPr>
@@ -233,12 +604,31 @@
     </w:r>
     <w:r>
       <w:rPr>
-        <w:color w:val="888888"/>
+        <w:color w:val="8A8578"/>
         <w:sz w:val="16"/>
         <w:szCs w:val="16"/>
       </w:rPr>
       <w:fldChar w:fldCharType="begin"/>
       <w:instrText xml:space="preserve">PAGE</w:instrText>
+      <w:fldChar w:fldCharType="separate"/>
+      <w:fldChar w:fldCharType="end"/>
+    </w:r>
+    <w:r>
+      <w:rPr>
+        <w:color w:val="8A8578"/>
+        <w:sz w:val="16"/>
+        <w:szCs w:val="16"/>
+      </w:rPr>
+      <w:t xml:space="preserve"> / </w:t>
+    </w:r>
+    <w:r>
+      <w:rPr>
+        <w:color w:val="8A8578"/>
+        <w:sz w:val="16"/>
+        <w:szCs w:val="16"/>
+      </w:rPr>
+      <w:fldChar w:fldCharType="begin"/>
+      <w:instrText xml:space="preserve">NUMPAGES</w:instrText>
       <w:fldChar w:fldCharType="separate"/>
       <w:fldChar w:fldCharType="end"/>
     </w:r>
@@ -414,8 +804,13 @@
     <w:basedOn w:val="Normal"/>
     <w:next w:val="Normal"/>
     <w:qFormat/>
-    <w:rPr>
-      <w:color w:val="2E74B5"/>
+    <w:pPr>
+      <w:spacing w:after="200" w:before="400"/>
+    </w:pPr>
+    <w:rPr>
+      <w:rFonts w:ascii="Georgia" w:cs="Georgia" w:eastAsia="Georgia" w:hAnsi="Georgia"/>
+      <w:b/>
+      <w:bCs/>
       <w:sz w:val="32"/>
       <w:szCs w:val="32"/>
     </w:rPr>
@@ -425,8 +820,13 @@
     <w:basedOn w:val="Normal"/>
     <w:next w:val="Normal"/>
     <w:qFormat/>
-    <w:rPr>
-      <w:color w:val="2E74B5"/>
+    <w:pPr>
+      <w:spacing w:after="160" w:before="320"/>
+    </w:pPr>
+    <w:rPr>
+      <w:rFonts w:ascii="Georgia" w:cs="Georgia" w:eastAsia="Georgia" w:hAnsi="Georgia"/>
+      <w:b/>
+      <w:bCs/>
       <w:sz w:val="26"/>
       <w:szCs w:val="26"/>
     </w:rPr>
@@ -436,10 +836,15 @@
     <w:basedOn w:val="Normal"/>
     <w:next w:val="Normal"/>
     <w:qFormat/>
-    <w:rPr>
-      <w:color w:val="1F4D78"/>
-      <w:sz w:val="24"/>
-      <w:szCs w:val="24"/>
+    <w:pPr>
+      <w:spacing w:after="120" w:before="240"/>
+    </w:pPr>
+    <w:rPr>
+      <w:rFonts w:ascii="Georgia" w:cs="Georgia" w:eastAsia="Georgia" w:hAnsi="Georgia"/>
+      <w:b/>
+      <w:bCs/>
+      <w:sz w:val="22"/>
+      <w:szCs w:val="22"/>
     </w:rPr>
   </w:style>
   <w:style w:type="paragraph" w:styleId="Heading4">

--- a/public/exports/documents/services-agreement-sloboda-2026/ref-client-ip-assignment.docx
+++ b/public/exports/documents/services-agreement-sloboda-2026/ref-client-ip-assignment.docx
@@ -423,7 +423,7 @@
           <w:b/>
           <w:bCs/>
         </w:rPr>
-        <w:t xml:space="preserve">Rolling IP transfer</w:t>
+        <w:t xml:space="preserve">Поступова (rolling) передача прав</w:t>
       </w:r>
       <w:r>
         <w:t xml:space="preserve"> — найважливіша новина тут. Клієнт отримує права </w:t>
@@ -436,7 +436,7 @@
         <w:t xml:space="preserve">поступово, разом із оплатою</w:t>
       </w:r>
       <w:r>
-        <w:t xml:space="preserve">, а не "все або нічого після останнього платежу". Це захищає клієнта на випадок, якщо ми з якихось причин припинимо роботу до завершення проекту — він зберігає права на вже сплачені Deliverables і може продовжити розробку з іншим підрядником.</w:t>
+        <w:t xml:space="preserve">, а не «все або нічого після останнього платежу». Це захищає клієнта на випадок, якщо ми з якихось причин припинимо роботу до завершення проєкту — він зберігає права на вже оплачені результати і може продовжити розробку з іншим підрядником.</w:t>
       </w:r>
     </w:p>
     <w:p>
@@ -463,10 +463,10 @@
           <w:b/>
           <w:bCs/>
         </w:rPr>
-        <w:t xml:space="preserve">"Necessary payments are made"</w:t>
-      </w:r>
-      <w:r>
-        <w:t xml:space="preserve"> — трохи незграбна фраза. На</w:t>
+        <w:t xml:space="preserve">«У міру того, як здійснюються необхідні платежі»</w:t>
+      </w:r>
+      <w:r>
+        <w:t xml:space="preserve"> — трохи</w:t>
       </w:r>
     </w:p>
     <w:p>
@@ -475,7 +475,7 @@
         <w:jc w:val="both"/>
       </w:pPr>
       <w:r>
-        <w:t xml:space="preserve">практиці означає: "після того, як ми прислали інвойс і клієнт його сплатив".</w:t>
+        <w:t xml:space="preserve">незграбна фраза. На практиці означає: «після того, як ми виставили рахунок і клієнт його сплатив».</w:t>
       </w:r>
     </w:p>
     <w:p>
@@ -492,7 +492,7 @@
           <w:b/>
           <w:bCs/>
         </w:rPr>
-        <w:t xml:space="preserve">Незавершені Deliverables.</w:t>
+        <w:t xml:space="preserve">Незавершені результати.</w:t>
       </w:r>
       <w:r>
         <w:t xml:space="preserve"> На випадок припинення договору</w:t>
@@ -504,7 +504,7 @@
         <w:jc w:val="both"/>
       </w:pPr>
       <w:r>
-        <w:t xml:space="preserve">ми передаємо навіть незавершений код, за який було сплачено. Це чесно, але означає, що ми повинні мати порядок у репозиторіях на кожен момент часу.</w:t>
+        <w:t xml:space="preserve">ми передаємо навіть незавершений код, за який було сплачено. Це чесно, але означає, що ми маємо тримати лад у репозиторіях у будь-який момент часу.</w:t>
       </w:r>
     </w:p>
     <w:p>
@@ -521,10 +521,10 @@
           <w:b/>
           <w:bCs/>
         </w:rPr>
-        <w:t xml:space="preserve">Copyleft-застереження</w:t>
-      </w:r>
-      <w:r>
-        <w:t xml:space="preserve"> тут ідентичне dev-субпідрядній версії,</w:t>
+        <w:t xml:space="preserve">Застереження про copyleft</w:t>
+      </w:r>
+      <w:r>
+        <w:t xml:space="preserve"> тут ідентичне до субпідрядної</w:t>
       </w:r>
     </w:p>
     <w:p>
@@ -533,7 +533,7 @@
         <w:jc w:val="both"/>
       </w:pPr>
       <w:r>
-        <w:t xml:space="preserve">і саме тому важливе: якщо субпідрядник занесе в наш код GPL- залежність, і ми передамо цей код клієнту — ми порушимо обидва договори одночасно.</w:t>
+        <w:t xml:space="preserve">dev-версії, і саме тому важливе: якщо субпідрядник занесе в наш код GPL-залежність, і ми передамо цей код клієнту — ми порушимо обидва договори одночасно.</w:t>
       </w:r>
     </w:p>
     <w:sectPr>
